--- a/QED Course/Lesson 33 Creation and Annihilation Operators.docx
+++ b/QED Course/Lesson 33 Creation and Annihilation Operators.docx
@@ -58,7 +58,7 @@
     </w:p>
     <w:p>
       <w:pPr>
-        <w:pStyle w:val="Heading1"/>
+        <w:pStyle w:val="Heading2"/>
       </w:pPr>
       <w:r>
         <w:t>How to use this lesson</w:t>
@@ -76,7 +76,7 @@
     </w:p>
     <w:p>
       <w:pPr>
-        <w:pStyle w:val="Heading2"/>
+        <w:pStyle w:val="Heading3"/>
       </w:pPr>
       <w:r>
         <w:t>Learning objectives</w:t>
@@ -148,7 +148,7 @@
     </w:p>
     <w:p>
       <w:pPr>
-        <w:pStyle w:val="Heading2"/>
+        <w:pStyle w:val="Heading3"/>
       </w:pPr>
       <w:r>
         <w:t>Notation and conventions</w:t>
@@ -548,7 +548,7 @@
     </w:tbl>
     <w:p>
       <w:pPr>
-        <w:pStyle w:val="Heading1"/>
+        <w:pStyle w:val="Heading2"/>
       </w:pPr>
       <w:r>
         <w:t>1 The algebra of one mode</w:t>
@@ -556,7 +556,7 @@
     </w:p>
     <w:p>
       <w:pPr>
-        <w:pStyle w:val="Heading2"/>
+        <w:pStyle w:val="Heading3"/>
       </w:pPr>
       <w:r>
         <w:t>1.1 The number operator</w:t>
@@ -904,10 +904,11 @@
       </w:r>
     </w:p>
     <w:p>
-      <w:pPr>
-        <w:pStyle w:val="Heading3"/>
-      </w:pPr>
       <w:r>
+        <w:rPr>
+          <w:b/>
+          <w:i/>
+        </w:rPr>
         <w:t>Worked example 1</w:t>
       </w:r>
     </w:p>
@@ -918,7 +919,7 @@
     </w:p>
     <w:p>
       <w:pPr>
-        <w:pStyle w:val="Heading2"/>
+        <w:pStyle w:val="Heading3"/>
       </w:pPr>
       <w:r>
         <w:t>1.2 Matrix elements</w:t>
@@ -931,7 +932,7 @@
     </w:p>
     <w:p>
       <w:pPr>
-        <w:pStyle w:val="Heading1"/>
+        <w:pStyle w:val="Heading2"/>
       </w:pPr>
       <w:r>
         <w:t>2 Many modes</w:t>
@@ -939,7 +940,7 @@
     </w:p>
     <w:p>
       <w:pPr>
-        <w:pStyle w:val="Heading2"/>
+        <w:pStyle w:val="Heading3"/>
       </w:pPr>
       <w:r>
         <w:t>2.1 Independent oscillators</w:t>
@@ -978,7 +979,7 @@
               <m:r>
                 <m:t xml:space="preserve">,</m:t>
               </m:r>
-              <m:sSub>
+              <m:sSubSup>
                 <m:e>
                   <m:r>
                     <m:t xml:space="preserve">a</m:t>
@@ -989,10 +990,12 @@
                     <m:t xml:space="preserve">k′</m:t>
                   </m:r>
                 </m:sub>
-              </m:sSub>
-              <m:r>
-                <m:t xml:space="preserve">†</m:t>
-              </m:r>
+                <m:sup>
+                  <m:r>
+                    <m:t xml:space="preserve">†</m:t>
+                  </m:r>
+                </m:sup>
+              </m:sSubSup>
             </m:e>
           </m:d>
           <m:r>
@@ -1057,7 +1060,7 @@
               <m:endChr m:val="]"/>
             </m:dPr>
             <m:e>
-              <m:sSub>
+              <m:sSubSup>
                 <m:e>
                   <m:r>
                     <m:t xml:space="preserve">a</m:t>
@@ -1065,14 +1068,19 @@
                 </m:e>
                 <m:sub>
                   <m:r>
-                    <m:t xml:space="preserve">k†</m:t>
+                    <m:t xml:space="preserve">k</m:t>
                   </m:r>
                 </m:sub>
-              </m:sSub>
+                <m:sup>
+                  <m:r>
+                    <m:t xml:space="preserve">†</m:t>
+                  </m:r>
+                </m:sup>
+              </m:sSubSup>
               <m:r>
                 <m:t xml:space="preserve">,</m:t>
               </m:r>
-              <m:sSub>
+              <m:sSubSup>
                 <m:e>
                   <m:r>
                     <m:t xml:space="preserve">a</m:t>
@@ -1083,10 +1091,12 @@
                     <m:t xml:space="preserve">k′</m:t>
                   </m:r>
                 </m:sub>
-              </m:sSub>
-              <m:r>
-                <m:t xml:space="preserve">†</m:t>
-              </m:r>
+                <m:sup>
+                  <m:r>
+                    <m:t xml:space="preserve">†</m:t>
+                  </m:r>
+                </m:sup>
+              </m:sSubSup>
             </m:e>
           </m:d>
           <m:r>
@@ -1165,7 +1175,7 @@
                       <m:d>
                         <m:dPr/>
                         <m:e>
-                          <m:sSub>
+                          <m:sSubSup>
                             <m:e>
                               <m:r>
                                 <m:t xml:space="preserve">a</m:t>
@@ -1173,10 +1183,15 @@
                             </m:e>
                             <m:sub>
                               <m:r>
-                                <m:t xml:space="preserve">k†</m:t>
+                                <m:t xml:space="preserve">k</m:t>
                               </m:r>
                             </m:sub>
-                          </m:sSub>
+                            <m:sup>
+                              <m:r>
+                                <m:t xml:space="preserve">†</m:t>
+                              </m:r>
+                            </m:sup>
+                          </m:sSubSup>
                         </m:e>
                       </m:d>
                     </m:e>
@@ -1211,10 +1226,13 @@
                         </m:e>
                         <m:sub>
                           <m:r>
-                            <m:t xml:space="preserve">k!</m:t>
+                            <m:t xml:space="preserve">k</m:t>
                           </m:r>
                         </m:sub>
                       </m:sSub>
+                      <m:r>
+                        <m:t xml:space="preserve">!</m:t>
+                      </m:r>
                     </m:e>
                   </m:d>
                 </m:den>
@@ -1237,7 +1255,7 @@
     </w:p>
     <w:p>
       <w:pPr>
-        <w:pStyle w:val="Heading2"/>
+        <w:pStyle w:val="Heading3"/>
       </w:pPr>
       <w:r>
         <w:t>2.2 Counting states</w:t>
@@ -1250,7 +1268,7 @@
     </w:p>
     <w:p>
       <w:pPr>
-        <w:pStyle w:val="Heading1"/>
+        <w:pStyle w:val="Heading2"/>
       </w:pPr>
       <w:r>
         <w:t>3 Normalizations</w:t>
@@ -1258,7 +1276,7 @@
     </w:p>
     <w:p>
       <w:pPr>
-        <w:pStyle w:val="Heading2"/>
+        <w:pStyle w:val="Heading3"/>
       </w:pPr>
       <w:r>
         <w:t>3.1 Box and continuum</w:t>
@@ -1308,7 +1326,7 @@
           <m:r>
             <m:t xml:space="preserve"> </m:t>
           </m:r>
-          <m:sSub>
+          <m:sSubSup>
             <m:e>
               <m:r>
                 <m:t xml:space="preserve">a</m:t>
@@ -1316,10 +1334,15 @@
             </m:e>
             <m:sub>
               <m:r>
-                <m:t xml:space="preserve">p†</m:t>
+                <m:t xml:space="preserve">p</m:t>
               </m:r>
             </m:sub>
-          </m:sSub>
+            <m:sup>
+              <m:r>
+                <m:t xml:space="preserve">†</m:t>
+              </m:r>
+            </m:sup>
+          </m:sSubSup>
           <m:r>
             <m:t xml:space="preserve">|</m:t>
           </m:r>
@@ -1410,7 +1433,7 @@
     </w:p>
     <w:p>
       <w:pPr>
-        <w:pStyle w:val="Heading2"/>
+        <w:pStyle w:val="Heading3"/>
       </w:pPr>
       <w:r>
         <w:t>3.2 The total number</w:t>
@@ -1481,7 +1504,7 @@
           <m:r>
             <m:t xml:space="preserve"> </m:t>
           </m:r>
-          <m:sSub>
+          <m:sSubSup>
             <m:e>
               <m:r>
                 <m:t xml:space="preserve">a</m:t>
@@ -1489,10 +1512,15 @@
             </m:e>
             <m:sub>
               <m:r>
-                <m:t xml:space="preserve">p†</m:t>
+                <m:t xml:space="preserve">p</m:t>
               </m:r>
             </m:sub>
-          </m:sSub>
+            <m:sup>
+              <m:r>
+                <m:t xml:space="preserve">†</m:t>
+              </m:r>
+            </m:sup>
+          </m:sSubSup>
           <m:sSub>
             <m:e>
               <m:r>
@@ -1515,7 +1543,7 @@
     </w:p>
     <w:p>
       <w:pPr>
-        <w:pStyle w:val="Heading1"/>
+        <w:pStyle w:val="Heading2"/>
       </w:pPr>
       <w:r>
         <w:t>4 Wave-packet states</w:t>
@@ -1523,7 +1551,7 @@
     </w:p>
     <w:p>
       <w:pPr>
-        <w:pStyle w:val="Heading2"/>
+        <w:pStyle w:val="Heading3"/>
       </w:pPr>
       <w:r>
         <w:t>4.1 The state</w:t>
@@ -1611,7 +1639,7 @@
           <m:r>
             <m:t xml:space="preserve"> </m:t>
           </m:r>
-          <m:sSub>
+          <m:sSubSup>
             <m:e>
               <m:r>
                 <m:t xml:space="preserve">a</m:t>
@@ -1619,10 +1647,15 @@
             </m:e>
             <m:sub>
               <m:r>
-                <m:t xml:space="preserve">p†</m:t>
+                <m:t xml:space="preserve">p</m:t>
               </m:r>
             </m:sub>
-          </m:sSub>
+            <m:sup>
+              <m:r>
+                <m:t xml:space="preserve">†</m:t>
+              </m:r>
+            </m:sup>
+          </m:sSubSup>
           <m:r>
             <m:t xml:space="preserve">|</m:t>
           </m:r>
@@ -1840,7 +1873,7 @@
     </w:p>
     <w:p>
       <w:pPr>
-        <w:pStyle w:val="Heading2"/>
+        <w:pStyle w:val="Heading3"/>
       </w:pPr>
       <w:r>
         <w:t>4.2 The wave function of the state</w:t>
@@ -1848,14 +1881,15 @@
     </w:p>
     <w:p>
       <w:r>
-        <w:t>The field operator gives the position-space function of the state, ⟨0|φ(x)|ψ⟩ = ∫d³p/((2π)³√(2E_p)) ψ̃(p) e^(−ip·x), obtained directly from ⟨0|φ(x)a_p†|0⟩ = e^(−ip·x)/√(2E_p), which follows from ⟨0|a_qa_p†|0⟩ = (2π)³δ³(q − p). It satisfies the Klein Gordon equation, since each plane wave does. It should not be read as a probability amplitude for finding the particle at x. Its square is not the probability density that integrates to one, because the normalization of the state involves ∫d³p|ψ̃|² without the factor 1/(2E_p) that appears here, and, as Lesson 31 showed, a relativistic particle cannot be localized more sharply than its Compton wavelength. Position measurements in field theory are measurements of the field, not of a position operator, and their interpretation requires the analysis of Part VII.</w:t>
+        <w:t>The field operator gives the position-space function of the state, ⟨0|φ(x)|ψ⟩ = ∫d³p/((2π)³√(2E_p)) ψ̃(p) e^(−ip·x), obtained directly from ⟨0|φ(x)a_p†|0⟩ = e^(−ip·x)/√(2E_p), which follows from ⟨0|a_qa_p†|0⟩ = (2π)³δ³(q − p). It satisfies the Klein–Gordon equation, since each plane wave does. It should not be read as a probability amplitude for finding the particle at x. Its square is not the probability density that integrates to one, because the normalization of the state involves ∫d³p|ψ̃|² without the factor 1/(2E_p) that appears here, and, as Lesson 31 showed, a relativistic particle cannot be localized more sharply than its Compton wavelength. Position measurements in field theory are measurements of the field, not of a position operator, and their interpretation requires the analysis of Part VII.</w:t>
       </w:r>
     </w:p>
     <w:p>
-      <w:pPr>
-        <w:pStyle w:val="Heading3"/>
-      </w:pPr>
       <w:r>
+        <w:rPr>
+          <w:b/>
+          <w:i/>
+        </w:rPr>
         <w:t>Worked example 2</w:t>
       </w:r>
     </w:p>
@@ -1866,7 +1900,7 @@
     </w:p>
     <w:p>
       <w:pPr>
-        <w:pStyle w:val="Heading1"/>
+        <w:pStyle w:val="Heading2"/>
       </w:pPr>
       <w:r>
         <w:t>5 Coherent states</w:t>
@@ -1874,7 +1908,7 @@
     </w:p>
     <w:p>
       <w:pPr>
-        <w:pStyle w:val="Heading2"/>
+        <w:pStyle w:val="Heading3"/>
       </w:pPr>
       <w:r>
         <w:t>5.1 Definition</w:t>
@@ -2040,7 +2074,7 @@
     </w:p>
     <w:p>
       <w:pPr>
-        <w:pStyle w:val="Heading2"/>
+        <w:pStyle w:val="Heading3"/>
       </w:pPr>
       <w:r>
         <w:t>5.2 The number distribution</w:t>
@@ -2052,10 +2086,11 @@
       </w:r>
     </w:p>
     <w:p>
-      <w:pPr>
-        <w:pStyle w:val="Heading3"/>
-      </w:pPr>
       <w:r>
+        <w:rPr>
+          <w:b/>
+          <w:i/>
+        </w:rPr>
         <w:t>Worked example 3</w:t>
       </w:r>
     </w:p>
@@ -2066,7 +2101,7 @@
     </w:p>
     <w:p>
       <w:pPr>
-        <w:pStyle w:val="Heading2"/>
+        <w:pStyle w:val="Heading3"/>
       </w:pPr>
       <w:r>
         <w:t>5.3 The classical limit of the field</w:t>
@@ -2236,7 +2271,7 @@
               <m:r>
                 <m:t xml:space="preserve">+</m:t>
               </m:r>
-              <m:sSub>
+              <m:sSubSup>
                 <m:e>
                   <m:r>
                     <m:t xml:space="preserve">α</m:t>
@@ -2244,10 +2279,15 @@
                 </m:e>
                 <m:sub>
                   <m:r>
-                    <m:t xml:space="preserve">p*</m:t>
+                    <m:t xml:space="preserve">p</m:t>
                   </m:r>
                 </m:sub>
-              </m:sSub>
+                <m:sup>
+                  <m:r>
+                    <m:t xml:space="preserve">*</m:t>
+                  </m:r>
+                </m:sup>
+              </m:sSubSup>
               <m:r>
                 <m:t xml:space="preserve"> </m:t>
               </m:r>
@@ -2276,12 +2316,12 @@
     </w:p>
     <w:p>
       <w:r>
-        <w:t>This is a classical solution of the Klein Gordon equation, of exactly the form of the mode expansion of Lesson 24, Section 4.4, with the classical amplitude a_p replaced by the eigenvalue α_p. The expectation value of the normal-ordered Hamiltonian is ⟨:H:⟩ = ∫d³p/(2π)³E_p|α_p|², the classical energy H = Σω|a|² of Lesson 24. A coherent state is therefore a quantum state whose expectation values follow a classical solution. The classical fields of Part IV are recovered as coherent states of many quanta, and the connection explains how a classical electromagnetic wave, which has a definite amplitude and phase, arises from photons that individually have neither.</w:t>
+        <w:t>This is a classical solution of the Klein–Gordon equation, of exactly the form of the mode expansion of Lesson 24, Section 4.4, with the classical amplitude a_p replaced by the eigenvalue α_p. The expectation value of the normal-ordered Hamiltonian is ⟨:H:⟩ = ∫d³p/(2π)³E_p|α_p|², the classical energy H = Σω|a|² of Lesson 24. A coherent state is therefore a quantum state whose expectation values follow a classical solution. The classical fields of Part IV are recovered as coherent states of many quanta, and the connection explains how a classical electromagnetic wave, which has a definite amplitude and phase, arises from photons that individually have neither.</w:t>
       </w:r>
     </w:p>
     <w:p>
       <w:pPr>
-        <w:pStyle w:val="Heading2"/>
+        <w:pStyle w:val="Heading3"/>
       </w:pPr>
       <w:r>
         <w:t>5.4 Displacement operator</w:t>
@@ -2289,16 +2329,7 @@
     </w:p>
     <w:p>
       <w:r>
-        <w:t>The coherent state is obtained from the vacuum by the unitary displacement operator D(α) = exp(αa† − α</w:t>
-      </w:r>
-      <w:r>
-        <w:rPr>
-          <w:i/>
-        </w:rPr>
-        <w:t>a). Since [αa†, −α</w:t>
-      </w:r>
-      <w:r>
-        <w:t>a] = |α|² is a number, the identity e^(A+B) = e^Ae^Be^(−[A,B]/2) applies, giving D(α) = e^(−|α|²/2)e^(αa†)e^(−α*a), and, using a|0⟩ = 0,</w:t>
+        <w:t>The coherent state is obtained from the vacuum by the unitary displacement operator D(α) = exp(αa† − α*a). Since [αa†, −α*a] = |α|² is a number, the identity e^(A+B) = e^Ae^Be^(−[A,B]/2) applies, giving D(α) = e^(−|α|²/2)e^(αa†)e^(−α*a), and, using a|0⟩ = 0,</w:t>
       </w:r>
     </w:p>
     <w:p>
@@ -2409,7 +2440,7 @@
     </w:p>
     <w:p>
       <w:pPr>
-        <w:pStyle w:val="Heading1"/>
+        <w:pStyle w:val="Heading2"/>
       </w:pPr>
       <w:r>
         <w:t>6 Time dependence and interactions</w:t>
@@ -2417,7 +2448,7 @@
     </w:p>
     <w:p>
       <w:pPr>
-        <w:pStyle w:val="Heading2"/>
+        <w:pStyle w:val="Heading3"/>
       </w:pPr>
       <w:r>
         <w:t>6.1 Time evolution of a coherent state</w:t>
@@ -2604,7 +2635,7 @@
     </w:p>
     <w:p>
       <w:pPr>
-        <w:pStyle w:val="Heading2"/>
+        <w:pStyle w:val="Heading3"/>
       </w:pPr>
       <w:r>
         <w:t>6.2 The number operator and the U(1) symmetry</w:t>
@@ -2617,7 +2648,7 @@
     </w:p>
     <w:p>
       <w:pPr>
-        <w:pStyle w:val="Heading2"/>
+        <w:pStyle w:val="Heading3"/>
       </w:pPr>
       <w:r>
         <w:t>6.3 Interactions as number-changing processes</w:t>
@@ -2935,10 +2966,11 @@
       </w:r>
     </w:p>
     <w:p>
-      <w:pPr>
-        <w:pStyle w:val="Heading3"/>
-      </w:pPr>
       <w:r>
+        <w:rPr>
+          <w:b/>
+          <w:i/>
+        </w:rPr>
         <w:t>Worked example 4</w:t>
       </w:r>
     </w:p>
@@ -2949,7 +2981,7 @@
     </w:p>
     <w:p>
       <w:pPr>
-        <w:pStyle w:val="Heading1"/>
+        <w:pStyle w:val="Heading2"/>
       </w:pPr>
       <w:r>
         <w:t>7 Connections to QED</w:t>
@@ -3318,7 +3350,7 @@
     </w:p>
     <w:p>
       <w:pPr>
-        <w:pStyle w:val="Heading1"/>
+        <w:pStyle w:val="Heading2"/>
       </w:pPr>
       <w:r>
         <w:t>8 Summary</w:t>
@@ -3422,7 +3454,7 @@
     </w:p>
     <w:p>
       <w:pPr>
-        <w:pStyle w:val="Heading1"/>
+        <w:pStyle w:val="Heading2"/>
       </w:pPr>
       <w:r>
         <w:t>Exercises</w:t>
@@ -3704,7 +3736,7 @@
           </w:tcPr>
           <w:p>
             <w:r>
-              <w:t>Show that ⟨0|φ(x)|ψ⟩ = ∫d³p/((2π)³√(2E_p))ψ̃(p)e^(−ip·x) satisfies the Klein Gordon equation, and explain why its modulus squared is not a probability density.</w:t>
+              <w:t>Show that ⟨0|φ(x)|ψ⟩ = ∫d³p/((2π)³√(2E_p))ψ̃(p)e^(−ip·x) satisfies the Klein–Gordon equation, and explain why its modulus squared is not a probability density.</w:t>
             </w:r>
           </w:p>
         </w:tc>
@@ -4082,7 +4114,7 @@
     </w:tbl>
     <w:p>
       <w:pPr>
-        <w:pStyle w:val="Heading1"/>
+        <w:pStyle w:val="Heading2"/>
       </w:pPr>
       <w:r>
         <w:t>Solutions</w:t>
@@ -4155,16 +4187,7 @@
         <w:t xml:space="preserve"> </w:t>
       </w:r>
       <w:r>
-        <w:t>⟨ψ|ψ⟩ = ∫∫d³pd³q/(2π)⁶ψ̃</w:t>
-      </w:r>
-      <w:r>
-        <w:rPr>
-          <w:i/>
-        </w:rPr>
-        <w:t>(q)ψ̃(p)⟨0|a_qa_p†|0⟩ = ∫∫ψ̃</w:t>
-      </w:r>
-      <w:r>
-        <w:t>(q)ψ̃(p)(2π)³δ³(p − q)d³pd³q/(2π)⁶ = ∫d³p/(2π)³|ψ̃|². Since [N, a_p†] = a_p†, N|ψ⟩ = |ψ⟩ and ⟨N⟩ = ⟨ψ|ψ⟩. With [H, a_p†] = E_pa_p†, H|ψ⟩ = ∫d³p/(2π)³ψ̃(p)E_pa_p†|0⟩, so ⟨H⟩ = ∫d³p/(2π)³E_p|ψ̃|².</w:t>
+        <w:t>⟨ψ|ψ⟩ = ∫∫d³pd³q/(2π)⁶ψ̃*(q)ψ̃(p)⟨0|a_qa_p†|0⟩ = ∫∫ψ̃*(q)ψ̃(p)(2π)³δ³(p − q)d³pd³q/(2π)⁶ = ∫d³p/(2π)³|ψ̃|². Since [N, a_p†] = a_p†, N|ψ⟩ = |ψ⟩ and ⟨N⟩ = ⟨ψ|ψ⟩. With [H, a_p†] = E_pa_p†, H|ψ⟩ = ∫d³p/(2π)³ψ̃(p)E_pa_p†|0⟩, so ⟨H⟩ = ∫d³p/(2π)³E_p|ψ̃|².</w:t>
       </w:r>
     </w:p>
     <w:p>
@@ -4206,16 +4229,7 @@
         <w:t xml:space="preserve"> </w:t>
       </w:r>
       <w:r>
-        <w:t>Take A = αa† and B = −α</w:t>
-      </w:r>
-      <w:r>
-        <w:rPr>
-          <w:i/>
-        </w:rPr>
-        <w:t>a. Then [A, B] = −|α|²[a†, a] = |α|², a number. So D(α) = e^(A+B) = e^Ae^Be^(−|α|²/2) = e^(−|α|²/2)e^(αa†)e^(−α</w:t>
-      </w:r>
-      <w:r>
-        <w:t>a). Acting on |0⟩, e^(−α*a)|0⟩ = |0⟩ since a|0⟩ = 0, and e^(αa†)|0⟩ = Σ_n(α^n/n!)(a†)ⁿ|0⟩ = Σ_n(α^n/√(n!))|n⟩. Hence D(α)|0⟩ = e^(−|α|²/2)Σ_n(α^n/√(n!))|n⟩ = |α⟩.</w:t>
+        <w:t>Take A = αa† and B = −α*a. Then [A, B] = −|α|²[a†, a] = |α|², a number. So D(α) = e^(A+B) = e^Ae^Be^(−|α|²/2) = e^(−|α|²/2)e^(αa†)e^(−α*a). Acting on |0⟩, e^(−α*a)|0⟩ = |0⟩ since a|0⟩ = 0, and e^(αa†)|0⟩ = Σ_n(α^n/n!)(a†)ⁿ|0⟩ = Σ_n(α^n/√(n!))|n⟩. Hence D(α)|0⟩ = e^(−|α|²/2)Σ_n(α^n/√(n!))|n⟩ = |α⟩.</w:t>
       </w:r>
     </w:p>
     <w:p>
@@ -4229,16 +4243,7 @@
         <w:t xml:space="preserve"> </w:t>
       </w:r>
       <w:r>
-        <w:t>Since a_p|α⟩ = α_p|α⟩ and ⟨α|a_p† = α_p</w:t>
-      </w:r>
-      <w:r>
-        <w:rPr>
-          <w:i/>
-        </w:rPr>
-        <w:t>⟨α|, ⟨α|φ(x)|α⟩ = ∫d³p/(2π)³(2E_p)^(−1/2)(α_pe^(−ip·x) + α_p</w:t>
-      </w:r>
-      <w:r>
-        <w:t>e^(ip·x)), the classical mode expansion with a_p → α_p. For the normal-ordered Hamiltonian, ⟨α|∫E_pa_p†a_p|α⟩ = ∫d³p/(2π)³E_p|α_p|², which is the continuum form of the classical H = Σω|a|² of Lesson 24, Section 4.4.</w:t>
+        <w:t>Since a_p|α⟩ = α_p|α⟩ and ⟨α|a_p† = α_p*⟨α|, ⟨α|φ(x)|α⟩ = ∫d³p/(2π)³(2E_p)^(−1/2)(α_pe^(−ip·x) + α_p*e^(ip·x)), the classical mode expansion with a_p → α_p. For the normal-ordered Hamiltonian, ⟨α|∫E_pa_p†a_p|α⟩ = ∫d³p/(2π)³E_p|α_p|², which is the continuum form of the classical H = Σω|a|² of Lesson 24, Section 4.4.</w:t>
       </w:r>
     </w:p>
     <w:p>
@@ -4341,7 +4346,7 @@
     </w:p>
     <w:p>
       <w:pPr>
-        <w:pStyle w:val="Heading1"/>
+        <w:pStyle w:val="Heading2"/>
       </w:pPr>
       <w:r>
         <w:t>Mastery checklist</w:t>
@@ -4413,7 +4418,7 @@
     </w:p>
     <w:p>
       <w:pPr>
-        <w:pStyle w:val="Heading1"/>
+        <w:pStyle w:val="Heading2"/>
       </w:pPr>
       <w:r>
         <w:t>Next lesson</w:t>
